--- a/revision/21a_tnc_title_page.docx
+++ b/revision/21a_tnc_title_page.docx
@@ -137,7 +137,7 @@
         <w:pStyle w:val="BodyText"/>
       </w:pPr>
       <w:r>
-        <w:t xml:space="preserve">Thi-Hong-Hanh Nguyen, Banking Academy of Viet Nam, 12 Chua Boc Street, Dong Da District, Hanoi, Viet Nam. Email: hanh.nth1@hvnh.edu.vn. Telephone: [AUTHORS TO ADD]</w:t>
+        <w:t xml:space="preserve">Thi-Hong-Hanh Nguyen, Banking Academy of Viet Nam, 12 Chua Boc Street, Dong Da District, Hanoi, Viet Nam. Email: hanh.nth1@hvnh.edu.vn</w:t>
       </w:r>
     </w:p>
     <w:p>
@@ -246,24 +246,6 @@
       </w:r>
       <w:r>
         <w:t xml:space="preserve">Quang-Vinh Dang developed the conceptual framework, research design and methodology, collected and coded the legal texts, analysed and interpreted the data, and wrote the first draft. Thi-Hong-Hanh Nguyen contributed to the research design, checked the sources and coding, contributed to the interpretation of the findings, and revised the manuscript.</w:t>
-      </w:r>
-    </w:p>
-    <w:p>
-      <w:pPr>
-        <w:pStyle w:val="BodyText"/>
-      </w:pPr>
-      <w:r>
-        <w:rPr>
-          <w:bCs/>
-          <w:b/>
-        </w:rPr>
-        <w:t xml:space="preserve">Use of generative AI:</w:t>
-      </w:r>
-      <w:r>
-        <w:t xml:space="preserve"> </w:t>
-      </w:r>
-      <w:r>
-        <w:t xml:space="preserve">The authors used generative AI (Claude, Anthropic) to assist with drafting, editing and formatting the text, to assist with collecting public project records, and as a blind second coder of the legal instruments (section 3.1 of the manuscript). The authors reviewed and edited the content and take full responsibility for it.</w:t>
       </w:r>
     </w:p>
     <w:p>

--- a/revision/21a_tnc_title_page.docx
+++ b/revision/21a_tnc_title_page.docx
@@ -129,7 +129,7 @@
         <w:pStyle w:val="BodyText"/>
       </w:pPr>
       <w:r>
-        <w:t xml:space="preserve">Quang-Vinh Dang (corresponding author), British University Vietnam, Ecopark, Van Giang, Hung Yen, Viet Nam. Email: vinh.dq4@buv.edu.vn. Telephone: [AUTHORS TO ADD]. ORCID: 0000-0002-3877-8024</w:t>
+        <w:t xml:space="preserve">Quang-Vinh Dang (corresponding author), British University Vietnam, Ecopark, Van Giang, Hung Yen, Viet Nam. Email: vinh.dq4@buv.edu.vn. Telephone: +84 768 496 935. ORCID: 0000-0002-3877-8024</w:t>
       </w:r>
     </w:p>
     <w:p>
